--- a/experiment_1/report/计算机系统基础_实验1_数据表示和等效运算_U202514841_吴基镕.docx
+++ b/experiment_1/report/计算机系统基础_实验1_数据表示和等效运算_U202514841_吴基镕.docx
@@ -3606,7 +3606,7 @@
           <w:sz w:val="21"/>
           <w:szCs w:val="21"/>
         </w:rPr>
-        <w:t>先在 old_s 中存入 5 个学生的信息，第一个学生的姓名是“吴基镕”，分数为学号末两位 41。压缩后的数据放在 message 中，解压后放在 new_s 中，最后把两个数组的内容打印出来进行比较。</w:t>
+        <w:t>先在 old_s 中存入 5 个学生的信息，第一个学生的姓名使用首字母“wjr”，分数为学号末两位 41。压缩后的数据放在 message 中，解压后放在 new_s 中，最后把两个数组的内容打印出来进行比较。</w:t>
       </w:r>
     </w:p>
     <w:p>
@@ -3889,7 +3889,7 @@
                 <w:sz w:val="21"/>
                 <w:szCs w:val="21"/>
               </w:rPr>
-              <w:t>吴基镕</w:t>
+              <w:t>wjr</w:t>
             </w:r>
           </w:p>
         </w:tc>
@@ -3965,7 +3965,7 @@
                 <w:sz w:val="21"/>
                 <w:szCs w:val="21"/>
               </w:rPr>
-              <w:t>18</w:t>
+              <w:t>15</w:t>
             </w:r>
           </w:p>
         </w:tc>
@@ -4483,7 +4483,7 @@
           <w:sz w:val="21"/>
           <w:szCs w:val="21"/>
         </w:rPr>
-        <w:t>运行结果显示，一个 student 占 216 字节，old_s 共占 1080 字节。前两个学生压缩后占 37 字节，后三个占 57 字节，总共为 94 字节，解压得到 5 个学生。可以看出，原来的 remark 数组虽然给每人留了 200 个字节，但实际备注很短，所以压缩后节省了较多空间。</w:t>
+        <w:t>一个 student 占 216 字节，old_s 共占 1080 字节。前两个学生压缩后占 34 字节，后三个占 57 字节，总共为 91 字节，解压得到 5 个学生。压缩主要节省了字符数组中未使用的空间。</w:t>
       </w:r>
     </w:p>
     <w:p>
@@ -4626,7 +4626,7 @@
                 <w:sz w:val="21"/>
                 <w:szCs w:val="21"/>
               </w:rPr>
-              <w:t>CE E2 BB F9 E9 46 00 13</w:t>
+              <w:t>77 6A 72 00 13 00 00 00</w:t>
             </w:r>
           </w:p>
         </w:tc>
@@ -4669,7 +4669,7 @@
                 <w:sz w:val="21"/>
                 <w:szCs w:val="21"/>
               </w:rPr>
-              <w:t>00 00 00 24 42 67 6F 6F</w:t>
+              <w:t>24 42 67 6F 6F 64 00 73</w:t>
             </w:r>
           </w:p>
         </w:tc>
@@ -4712,7 +4712,7 @@
                 <w:sz w:val="21"/>
                 <w:szCs w:val="21"/>
               </w:rPr>
-              <w:t>64 00 73 74 75 32 00 14</w:t>
+              <w:t>74 75 32 00 14 00 00 00</w:t>
             </w:r>
           </w:p>
         </w:tc>
@@ -4755,7 +4755,7 @@
                 <w:sz w:val="21"/>
                 <w:szCs w:val="21"/>
               </w:rPr>
-              <w:t>00 00 00 28 42 72 65 6D</w:t>
+              <w:t>28 42 72 65 6D 61 72 6B</w:t>
             </w:r>
           </w:p>
         </w:tc>
@@ -4798,7 +4798,7 @@
                 <w:sz w:val="21"/>
                 <w:szCs w:val="21"/>
               </w:rPr>
-              <w:t>61 72 6B 32 00 73 74 75</w:t>
+              <w:t>32 00 73 74 75 33 00 15</w:t>
             </w:r>
           </w:p>
         </w:tc>
@@ -4860,87 +4860,87 @@
           <w:sz w:val="21"/>
           <w:szCs w:val="21"/>
         </w:rPr>
-        <w:t>0x7fffffffb760:  0xce  0xe2  0xbb  0xf9  0xe9  0x46  0x00  0x13</w:t>
-      </w:r>
-    </w:p>
-    <w:p>
-      <w:pPr>
-        <w:keepNext w:val="0"/>
-        <w:pageBreakBefore w:val="0"/>
-        <w:widowControl/>
-        <w:spacing w:line="240" w:lineRule="auto" w:before="0" w:after="0"/>
-        <w:ind w:firstLine="0"/>
-        <w:jc w:val="left"/>
-        <w:snapToGrid w:val="0"/>
-      </w:pPr>
-      <w:r>
-        <w:rPr>
-          <w:rFonts w:ascii="宋体" w:hAnsi="宋体" w:eastAsia="宋体" w:cs="宋体"/>
-          <w:b w:val="0"/>
-          <w:sz w:val="21"/>
-          <w:szCs w:val="21"/>
-        </w:rPr>
-        <w:t>0x7fffffffb768:  0x00  0x00  0x00  0x24  0x42  0x67  0x6f  0x6f</w:t>
-      </w:r>
-    </w:p>
-    <w:p>
-      <w:pPr>
-        <w:keepNext w:val="0"/>
-        <w:pageBreakBefore w:val="0"/>
-        <w:widowControl/>
-        <w:spacing w:line="240" w:lineRule="auto" w:before="0" w:after="0"/>
-        <w:ind w:firstLine="0"/>
-        <w:jc w:val="left"/>
-        <w:snapToGrid w:val="0"/>
-      </w:pPr>
-      <w:r>
-        <w:rPr>
-          <w:rFonts w:ascii="宋体" w:hAnsi="宋体" w:eastAsia="宋体" w:cs="宋体"/>
-          <w:b w:val="0"/>
-          <w:sz w:val="21"/>
-          <w:szCs w:val="21"/>
-        </w:rPr>
-        <w:t>0x7fffffffb770:  0x64  0x00  0x73  0x74  0x75  0x32  0x00  0x14</w:t>
-      </w:r>
-    </w:p>
-    <w:p>
-      <w:pPr>
-        <w:keepNext w:val="0"/>
-        <w:pageBreakBefore w:val="0"/>
-        <w:widowControl/>
-        <w:spacing w:line="240" w:lineRule="auto" w:before="0" w:after="0"/>
-        <w:ind w:firstLine="0"/>
-        <w:jc w:val="left"/>
-        <w:snapToGrid w:val="0"/>
-      </w:pPr>
-      <w:r>
-        <w:rPr>
-          <w:rFonts w:ascii="宋体" w:hAnsi="宋体" w:eastAsia="宋体" w:cs="宋体"/>
-          <w:b w:val="0"/>
-          <w:sz w:val="21"/>
-          <w:szCs w:val="21"/>
-        </w:rPr>
-        <w:t>0x7fffffffb778:  0x00  0x00  0x00  0x28  0x42  0x72  0x65  0x6d</w:t>
-      </w:r>
-    </w:p>
-    <w:p>
-      <w:pPr>
-        <w:keepNext w:val="0"/>
-        <w:pageBreakBefore w:val="0"/>
-        <w:widowControl/>
-        <w:spacing w:line="240" w:lineRule="auto" w:before="0" w:after="0"/>
-        <w:ind w:firstLine="0"/>
-        <w:jc w:val="left"/>
-        <w:snapToGrid w:val="0"/>
-      </w:pPr>
-      <w:r>
-        <w:rPr>
-          <w:rFonts w:ascii="宋体" w:hAnsi="宋体" w:eastAsia="宋体" w:cs="宋体"/>
-          <w:b w:val="0"/>
-          <w:sz w:val="21"/>
-          <w:szCs w:val="21"/>
-        </w:rPr>
-        <w:t>0x7fffffffb780:  0x61  0x72  0x6b  0x32  0x00  0x73  0x74  0x75</w:t>
+        <w:t>0x7fffffffb720:  0x77  0x6a  0x72  0x00  0x13  0x00  0x00  0x00</w:t>
+      </w:r>
+    </w:p>
+    <w:p>
+      <w:pPr>
+        <w:keepNext w:val="0"/>
+        <w:pageBreakBefore w:val="0"/>
+        <w:widowControl/>
+        <w:spacing w:line="240" w:lineRule="auto" w:before="0" w:after="0"/>
+        <w:ind w:firstLine="0"/>
+        <w:jc w:val="left"/>
+        <w:snapToGrid w:val="0"/>
+      </w:pPr>
+      <w:r>
+        <w:rPr>
+          <w:rFonts w:ascii="宋体" w:hAnsi="宋体" w:eastAsia="宋体" w:cs="宋体"/>
+          <w:b w:val="0"/>
+          <w:sz w:val="21"/>
+          <w:szCs w:val="21"/>
+        </w:rPr>
+        <w:t>0x7fffffffb728:  0x24  0x42  0x67  0x6f  0x6f  0x64  0x00  0x73</w:t>
+      </w:r>
+    </w:p>
+    <w:p>
+      <w:pPr>
+        <w:keepNext w:val="0"/>
+        <w:pageBreakBefore w:val="0"/>
+        <w:widowControl/>
+        <w:spacing w:line="240" w:lineRule="auto" w:before="0" w:after="0"/>
+        <w:ind w:firstLine="0"/>
+        <w:jc w:val="left"/>
+        <w:snapToGrid w:val="0"/>
+      </w:pPr>
+      <w:r>
+        <w:rPr>
+          <w:rFonts w:ascii="宋体" w:hAnsi="宋体" w:eastAsia="宋体" w:cs="宋体"/>
+          <w:b w:val="0"/>
+          <w:sz w:val="21"/>
+          <w:szCs w:val="21"/>
+        </w:rPr>
+        <w:t>0x7fffffffb730:  0x74  0x75  0x32  0x00  0x14  0x00  0x00  0x00</w:t>
+      </w:r>
+    </w:p>
+    <w:p>
+      <w:pPr>
+        <w:keepNext w:val="0"/>
+        <w:pageBreakBefore w:val="0"/>
+        <w:widowControl/>
+        <w:spacing w:line="240" w:lineRule="auto" w:before="0" w:after="0"/>
+        <w:ind w:firstLine="0"/>
+        <w:jc w:val="left"/>
+        <w:snapToGrid w:val="0"/>
+      </w:pPr>
+      <w:r>
+        <w:rPr>
+          <w:rFonts w:ascii="宋体" w:hAnsi="宋体" w:eastAsia="宋体" w:cs="宋体"/>
+          <w:b w:val="0"/>
+          <w:sz w:val="21"/>
+          <w:szCs w:val="21"/>
+        </w:rPr>
+        <w:t>0x7fffffffb738:  0x28  0x42  0x72  0x65  0x6d  0x61  0x72  0x6b</w:t>
+      </w:r>
+    </w:p>
+    <w:p>
+      <w:pPr>
+        <w:keepNext w:val="0"/>
+        <w:pageBreakBefore w:val="0"/>
+        <w:widowControl/>
+        <w:spacing w:line="240" w:lineRule="auto" w:before="0" w:after="0"/>
+        <w:ind w:firstLine="0"/>
+        <w:jc w:val="left"/>
+        <w:snapToGrid w:val="0"/>
+      </w:pPr>
+      <w:r>
+        <w:rPr>
+          <w:rFonts w:ascii="宋体" w:hAnsi="宋体" w:eastAsia="宋体" w:cs="宋体"/>
+          <w:b w:val="0"/>
+          <w:sz w:val="21"/>
+          <w:szCs w:val="21"/>
+        </w:rPr>
+        <w:t>0x7fffffffb740:  0x32  0x00  0x73  0x74  0x75  0x33  0x00  0x15</w:t>
       </w:r>
     </w:p>
     <w:p>
@@ -4999,7 +4999,7 @@
           <w:sz w:val="21"/>
           <w:szCs w:val="21"/>
         </w:rPr>
-        <w:t>0x55555555848c &lt;old_s+12&gt;:  0x00  0x00  0x24  0x42</w:t>
+        <w:t>0x55555555804c &lt;old_s+12&gt;:  0x00  0x00  0x24  0x42</w:t>
       </w:r>
     </w:p>
     <w:p>
@@ -5019,7 +5019,7 @@
           <w:sz w:val="21"/>
           <w:szCs w:val="21"/>
         </w:rPr>
-        <w:t>逐个比较后，两处的 40 个字节完全相同。前 6 个字节是姓名，第 7 个字节 00 是字符串结束符，后面的 13 00 表示年龄 19，00 00 24 42 表示分数 41，再往后是 good 和结束符。第一个学生共占 18 字节，第二个学生从偏移 18 开始存放。</w:t>
+        <w:t>两处的 40 个字节完全相同。前 3 个字节 77 6A 72 是“wjr”，第 4 个字节 00 是字符串结束符，后面的 13 00 表示年龄 19，00 00 24 42 表示分数 41，再往后是 good 和结束符。第一个学生共占 15 字节，第二个学生从偏移 15 开始存放。</w:t>
       </w:r>
     </w:p>
     <w:p>
@@ -5666,7 +5666,7 @@
           <w:sz w:val="21"/>
           <w:szCs w:val="21"/>
         </w:rPr>
-        <w:t>字符数组中的字节是连续存放的，字符串末尾有一个 00 作为结束标志。数组长度和字符串实际占用的长度并不相同，例如 name 有 8 个字节，本程序中姓名占 6 个字节，加上结束符后占 7 个字节。压缩时只需要保存这部分内容。</w:t>
+        <w:t>字符数组中的字节连续存放，字符串以 00 结束。name 容量为 8 字节，“wjr”连同结束符只占 4 字节，压缩时只保存这 4 字节。</w:t>
       </w:r>
     </w:p>
     <w:p>
@@ -5786,7 +5786,7 @@
           <w:sz w:val="21"/>
           <w:szCs w:val="21"/>
         </w:rPr>
-        <w:t>这一部分主要利用补码和各个位之间的关系来实现运算。每个函数另外写一个较直接的实现作为对照，运行时比较两种方法的结果。</w:t>
+        <w:t>这一部分按 32 位补码、算术右移环境实现，编译时使用 -fwrapv 保证有符号运算回绕。每个函数另写一个直接实现作为对照，运行时比较结果；INT_MIN 的数学绝对值无法用 int 表示，不参与绝对值比较。</w:t>
       </w:r>
     </w:p>
     <w:p>
@@ -6306,7 +6306,7 @@
           <w:sz w:val="21"/>
           <w:szCs w:val="21"/>
         </w:rPr>
-        <w:t>程序运行结果如下。表中两种方法得到的结果相同，程序输出的比较结果也都为 True。</w:t>
+        <w:t>程序运行结果如下，比较结果均为 True。另有 1749 项边界自动比较，失败 0 项。</w:t>
       </w:r>
     </w:p>
     <w:tbl>
@@ -7847,42 +7847,22 @@
     </w:p>
     <w:p>
       <w:pPr>
-        <w:keepNext/>
-        <w:pageBreakBefore w:val="0"/>
-        <w:widowControl/>
-        <w:spacing w:line="240" w:lineRule="auto" w:before="0" w:after="0"/>
-        <w:ind w:firstLine="0"/>
-        <w:jc w:val="left"/>
-        <w:snapToGrid w:val="0"/>
-      </w:pPr>
-      <w:r>
-        <w:rPr>
-          <w:rFonts w:ascii="宋体" w:hAnsi="宋体" w:eastAsia="宋体" w:cs="宋体"/>
-          <w:b w:val="0"/>
-          <w:sz w:val="21"/>
-          <w:szCs w:val="21"/>
-        </w:rPr>
-        <w:t xml:space="preserve">            // 按 Makefile 使用 GBK 执行字符集，姓名占6字节，含结束符共7字节。</w:t>
-      </w:r>
-    </w:p>
-    <w:p>
-      <w:pPr>
-        <w:keepNext w:val="0"/>
-        <w:pageBreakBefore w:val="0"/>
-        <w:widowControl/>
-        <w:spacing w:line="240" w:lineRule="auto" w:before="0" w:after="0"/>
-        <w:ind w:firstLine="0"/>
-        <w:jc w:val="left"/>
-        <w:snapToGrid w:val="0"/>
-      </w:pPr>
-      <w:r>
-        <w:rPr>
-          <w:rFonts w:ascii="宋体" w:hAnsi="宋体" w:eastAsia="宋体" w:cs="宋体"/>
-          <w:b w:val="0"/>
-          <w:sz w:val="21"/>
-          <w:szCs w:val="21"/>
-        </w:rPr>
-        <w:t xml:space="preserve">            strcpy(old_s[i].name, "吴基镕");</w:t>
+        <w:keepNext w:val="0"/>
+        <w:pageBreakBefore w:val="0"/>
+        <w:widowControl/>
+        <w:spacing w:line="240" w:lineRule="auto" w:before="0" w:after="0"/>
+        <w:ind w:firstLine="0"/>
+        <w:jc w:val="left"/>
+        <w:snapToGrid w:val="0"/>
+      </w:pPr>
+      <w:r>
+        <w:rPr>
+          <w:rFonts w:ascii="宋体" w:hAnsi="宋体" w:eastAsia="宋体" w:cs="宋体"/>
+          <w:b w:val="0"/>
+          <w:sz w:val="21"/>
+          <w:szCs w:val="21"/>
+        </w:rPr>
+        <w:t xml:space="preserve">            strcpy(old_s[i].name, "wjr");</w:t>
       </w:r>
     </w:p>
     <w:p>
@@ -10799,6 +10779,26 @@
     </w:p>
     <w:p>
       <w:pPr>
+        <w:keepNext w:val="0"/>
+        <w:pageBreakBefore w:val="0"/>
+        <w:widowControl/>
+        <w:spacing w:line="240" w:lineRule="auto" w:before="0" w:after="0"/>
+        <w:ind w:firstLine="0"/>
+        <w:jc w:val="left"/>
+        <w:snapToGrid w:val="0"/>
+      </w:pPr>
+      <w:r>
+        <w:rPr>
+          <w:rFonts w:ascii="宋体" w:hAnsi="宋体" w:eastAsia="宋体" w:cs="宋体"/>
+          <w:b w:val="0"/>
+          <w:sz w:val="21"/>
+          <w:szCs w:val="21"/>
+        </w:rPr>
+        <w:t>#define VERIFY(a, b) do { ++total; if ((a) != (b)) ++failed; } while (0)</w:t>
+      </w:r>
+    </w:p>
+    <w:p>
+      <w:pPr>
         <w:keepNext/>
         <w:pageBreakBefore w:val="0"/>
         <w:widowControl/>
@@ -13675,26 +13675,6 @@
           <w:szCs w:val="21"/>
         </w:rPr>
         <w:t xml:space="preserve">    int total = 0, failed = 0;</w:t>
-      </w:r>
-    </w:p>
-    <w:p>
-      <w:pPr>
-        <w:keepNext w:val="0"/>
-        <w:pageBreakBefore w:val="0"/>
-        <w:widowControl/>
-        <w:spacing w:line="240" w:lineRule="auto" w:before="0" w:after="0"/>
-        <w:ind w:firstLine="0"/>
-        <w:jc w:val="left"/>
-        <w:snapToGrid w:val="0"/>
-      </w:pPr>
-      <w:r>
-        <w:rPr>
-          <w:rFonts w:ascii="宋体" w:hAnsi="宋体" w:eastAsia="宋体" w:cs="宋体"/>
-          <w:b w:val="0"/>
-          <w:sz w:val="21"/>
-          <w:szCs w:val="21"/>
-        </w:rPr>
-        <w:t>#define VERIFY(a, b) do { ++total; if ((a) != (b)) ++failed; } while (0)</w:t>
       </w:r>
     </w:p>
     <w:p>
